--- a/project_documentation.docx
+++ b/project_documentation.docx
@@ -20,7 +20,7 @@
     </w:p>
     <w:p>
       <w:r>
-        <w:t xml:space="preserve">AI Based Cybersecurity Threat Detection System </w:t>
+        <w:t>AI Based Cybersecurity Threat Detection System</w:t>
       </w:r>
     </w:p>
     <w:p>
@@ -33,131 +33,458 @@
     </w:p>
     <w:p>
       <w:r>
-        <w:t>**Project Title:** AI-Based Cybersecurity Threat Detection System</w:t>
+        <w:t>Here is the complete software project documentation:</w:t>
+        <w:br/>
+        <w:br/>
+        <w:t>**Project Title:** Cyber Forensics using AI Tools</w:t>
         <w:br/>
         <w:br/>
         <w:t>**Project Overview:**</w:t>
         <w:br/>
-        <w:t>The AI-based cybersecurity threat detection system is designed to detect and prevent cyber threats in real-time using machine learning algorithms. The system will analyze network traffic, identify potential threats, and take proactive measures to block or contain the attack.</w:t>
+        <w:t>The Cyber Forensics using AI Tools project aims to develop an intelligent system that utilizes artificial intelligence (AI) tools to analyze and investigate cybercrimes. The system will help investigators identify, classify, and respond to cyber threats more efficiently.</w:t>
         <w:br/>
         <w:br/>
         <w:t>**Objective:**</w:t>
         <w:br/>
-        <w:t>The objective of this project is to develop a robust and accurate AI-powered cybersecurity solution that can detect and respond to emerging threats in real-time, thereby protecting sensitive information and reducing the risk of data breaches.</w:t>
-        <w:br/>
-        <w:br/>
-        <w:t>**Domain:** Cybersecurity, Network Traffic Analysis</w:t>
+        <w:t>The primary objective of this project is to design and implement a comprehensive cyber forensic toolset that leverages AI capabilities to enhance the accuracy and speed of digital evidence analysis.</w:t>
+        <w:br/>
+        <w:br/>
+        <w:t>**Domain:** Cybersecurity, Digital Forensics, Artificial Intelligence</w:t>
         <w:br/>
         <w:br/>
         <w:t>**Software Requirements:**</w:t>
         <w:br/>
         <w:br/>
-        <w:t>1. Programming Language: Python</w:t>
-        <w:br/>
-        <w:t>2. Machine Learning Library: TensorFlow or PyTorch</w:t>
-        <w:br/>
-        <w:t>3. Data Preprocessing Tools: Pandas, NumPy</w:t>
-        <w:br/>
-        <w:t>4. Data Visualization Tool: Matplotlib, Seaborn</w:t>
-        <w:br/>
-        <w:t>5. Operating System: Linux or Windows</w:t>
+        <w:t>* Programming languages: Python, Java</w:t>
+        <w:br/>
+        <w:t>* AI libraries: TensorFlow, OpenCV</w:t>
+        <w:br/>
+        <w:t>* Data storage: MySQL, MongoDB</w:t>
+        <w:br/>
+        <w:t>* Operating System: Windows, Linux</w:t>
         <w:br/>
         <w:br/>
         <w:t>**Hardware Requirements:**</w:t>
         <w:br/>
         <w:br/>
-        <w:t>1. High-performance server with multiple CPU cores and at least 16 GB of RAM</w:t>
-        <w:br/>
-        <w:t>2. Storage device for storing large datasets</w:t>
-        <w:br/>
-        <w:t>3. Network connectivity for data transfer and analysis</w:t>
+        <w:t>* High-performance computing hardware (CPUs, GPUs)</w:t>
+        <w:br/>
+        <w:t>* Large-scale data storage devices (hard drives, SSDs)</w:t>
         <w:br/>
         <w:br/>
         <w:t>**Workflow:**</w:t>
         <w:br/>
-        <w:br/>
-        <w:t>1. Data Collection: Gather network traffic data from various sources (e.g., firewalls, intrusion detection systems, etc.)</w:t>
-        <w:br/>
-        <w:t>2. Data Preprocessing: Clean and preprocess the collected data using Pandas and NumPy</w:t>
-        <w:br/>
-        <w:t>3. Model Training: Train machine learning models using TensorFlow or PyTorch on the preprocessed data</w:t>
-        <w:br/>
-        <w:t>4. Threat Detection: Use trained models to analyze network traffic in real-time and detect potential threats</w:t>
-        <w:br/>
-        <w:t>5. Alert Generation: Generate alerts for detected threats and send them to security teams for further analysis and response</w:t>
+        <w:t>1. Data collection and preprocessing</w:t>
+        <w:br/>
+        <w:t>2. AI-based analysis and classification</w:t>
+        <w:br/>
+        <w:t>3. Visualization and reporting of findings</w:t>
+        <w:br/>
+        <w:t>4. Integration with existing forensic tools and systems</w:t>
         <w:br/>
         <w:br/>
         <w:t>**System Architecture:**</w:t>
         <w:br/>
-        <w:br/>
-        <w:t>1. Data Ingestion Layer: Collects and processes network traffic data from various sources</w:t>
-        <w:br/>
-        <w:t>2. Feature Extraction Layer: Extracts relevant features from the preprocessed data using Pandas and NumPy</w:t>
-        <w:br/>
-        <w:t>3. Model Training Layer: Trains machine learning models on the extracted features using TensorFlow or PyTorch</w:t>
-        <w:br/>
-        <w:t>4. Threat Detection Layer: Analyzes network traffic in real-time using trained models and detects potential threats</w:t>
-        <w:br/>
-        <w:t>5. Alert Generation Layer: Generates alerts for detected threats and sends them to security teams</w:t>
+        <w:t>The system will consist of three main components:</w:t>
+        <w:br/>
+        <w:t>1. Data Ingestion Module (DIM): responsible for collecting and processing digital evidence.</w:t>
+        <w:br/>
+        <w:t>2. AI Analysis Engine (AAE): utilizes AI algorithms to analyze and classify the data.</w:t>
+        <w:br/>
+        <w:t>3. Reporting and Visualization Module (RVM): generates reports and visualizations based on the analysis results.</w:t>
         <w:br/>
         <w:br/>
         <w:t>**Input:**</w:t>
         <w:br/>
-        <w:br/>
-        <w:t>* Network traffic data from various sources (e.g., firewalls, intrusion detection systems, etc.)</w:t>
-        <w:br/>
-        <w:t>* Historical threat data for training machine learning models</w:t>
+        <w:t>Digital evidence, including files, logs, and network traffic data</w:t>
         <w:br/>
         <w:br/>
         <w:t>**Output:**</w:t>
         <w:br/>
-        <w:br/>
-        <w:t>* Real-time threat detection alerts for potential cyber attacks</w:t>
-        <w:br/>
-        <w:t>* Insights on detected threats, including threat types and severity levels</w:t>
+        <w:t>Detailed reports and visualizations of analyzed data, including classification results and recommendations for further investigation</w:t>
         <w:br/>
         <w:br/>
         <w:t>**Implementation Steps:**</w:t>
         <w:br/>
         <w:br/>
-        <w:t>1. Design the system architecture and workflow</w:t>
-        <w:br/>
-        <w:t>2. Collect and preprocess network traffic data</w:t>
-        <w:br/>
-        <w:t>3. Train machine learning models using TensorFlow or PyTorch</w:t>
-        <w:br/>
-        <w:t>4. Integrate trained models into the system for real-time threat detection</w:t>
-        <w:br/>
-        <w:t>5. Test and refine the system to ensure high accuracy and performance</w:t>
+        <w:t>1. Design and development of the DIM</w:t>
+        <w:br/>
+        <w:t>2. Implementation of AI algorithms in AAE</w:t>
+        <w:br/>
+        <w:t>3. Development of RVM and integration with existing forensic tools</w:t>
+        <w:br/>
+        <w:t>4. Testing and validation of the system</w:t>
         <w:br/>
         <w:br/>
         <w:t>**Benefits:**</w:t>
         <w:br/>
-        <w:t>The AI-based cybersecurity threat detection system offers several benefits, including:</w:t>
-        <w:br/>
-        <w:br/>
-        <w:t>1. Improved threat detection accuracy and speed</w:t>
-        <w:br/>
-        <w:t>2. Enhanced situational awareness and response capabilities</w:t>
-        <w:br/>
-        <w:t>3. Reduced risk of data breaches and cyber attacks</w:t>
-        <w:br/>
-        <w:t>4. Simplified incident response and remediation processes</w:t>
+        <w:t>The Cyber Forensics using AI Tools project will provide a more efficient, accurate, and effective way to analyze and investigate cybercrimes, ultimately enhancing the overall cybersecurity posture.</w:t>
         <w:br/>
         <w:br/>
         <w:t>**Future Scope:**</w:t>
         <w:br/>
-        <w:br/>
-        <w:t>1. Integration with existing security information and event management (SIEM) systems</w:t>
-        <w:br/>
-        <w:t>2. Expansion to detect and respond to emerging threats in other domains (e.g., IoT, industrial control systems)</w:t>
-        <w:br/>
-        <w:t>3. Development of advanced threat hunting capabilities using anomaly detection and behavior analysis</w:t>
-        <w:br/>
-        <w:t>4. Integration with artificial intelligence-powered incident response platforms</w:t>
-        <w:br/>
-        <w:br/>
-        <w:t>This comprehensive documentation provides a solid foundation for developing an AI-based cybersecurity threat detection system that can effectively protect sensitive information and reduce the risk of data breaches.</w:t>
+        <w:t>Integrate the system with other AI-powered tools and platforms to create a comprehensive cybersecurity ecosystem.</w:t>
+        <w:br/>
+        <w:br/>
+        <w:t>---</w:t>
+        <w:br/>
+        <w:br/>
+        <w:t>**Project Title:** Internet Border Patrol</w:t>
+        <w:br/>
+        <w:br/>
+        <w:t>**Project Overview:**</w:t>
+        <w:br/>
+        <w:t>The Internet Border Patrol (IBP) is a software system designed to monitor and control internet traffic at national borders. The system aims to detect and prevent malicious activities, such as cyber attacks and data breaches.</w:t>
+        <w:br/>
+        <w:br/>
+        <w:t>**Objective:**</w:t>
+        <w:br/>
+        <w:t>The primary objective of IBP is to provide real-time monitoring and analysis of internet traffic, identifying potential threats and taking corrective action to ensure the security and integrity of national networks.</w:t>
+        <w:br/>
+        <w:br/>
+        <w:t>**Domain:** Cybersecurity, Network Security</w:t>
+        <w:br/>
+        <w:br/>
+        <w:t>**Software Requirements:**</w:t>
+        <w:br/>
+        <w:br/>
+        <w:t>* Programming languages: Python, Java</w:t>
+        <w:br/>
+        <w:t>* Operating System: Linux-based</w:t>
+        <w:br/>
+        <w:t>* Database management system: MySQL</w:t>
+        <w:br/>
+        <w:t>* Web framework: Flask</w:t>
+        <w:br/>
+        <w:br/>
+        <w:t>**Hardware Requirements:**</w:t>
+        <w:br/>
+        <w:br/>
+        <w:t>* High-performance servers for data processing and storage</w:t>
+        <w:br/>
+        <w:t>* Network infrastructure for real-time traffic monitoring</w:t>
+        <w:br/>
+        <w:t>* Secure communication protocols for data transmission</w:t>
+        <w:br/>
+        <w:br/>
+        <w:t>**Workflow:**</w:t>
+        <w:br/>
+        <w:t>1. Data collection: IBP collects internet traffic data from various sources, including network sensors and logs.</w:t>
+        <w:br/>
+        <w:t>2. Data analysis: The system analyzes the collected data using machine learning algorithms to identify potential threats.</w:t>
+        <w:br/>
+        <w:t>3. Threat detection: IBP detects and alerts on suspicious activities, triggering further investigation and response.</w:t>
+        <w:br/>
+        <w:br/>
+        <w:t>**System Architecture:**</w:t>
+        <w:br/>
+        <w:t>The system consists of three main components:</w:t>
+        <w:br/>
+        <w:t>1. Data Collection Module</w:t>
+        <w:br/>
+        <w:t>2. Analysis Engine</w:t>
+        <w:br/>
+        <w:t>3. Alert Generation Module</w:t>
+        <w:br/>
+        <w:br/>
+        <w:t>**Input:**</w:t>
+        <w:br/>
+        <w:t>Internet traffic data from various sources (e.g., network sensors, logs)</w:t>
+        <w:br/>
+        <w:br/>
+        <w:t>**Output:**</w:t>
+        <w:br/>
+        <w:t>Real-time threat detection reports and alerts</w:t>
+        <w:br/>
+        <w:br/>
+        <w:t>**Implementation Steps:**</w:t>
+        <w:br/>
+        <w:br/>
+        <w:t>1. Design and development of the IBP architecture</w:t>
+        <w:br/>
+        <w:t>2. Integration with existing network infrastructure</w:t>
+        <w:br/>
+        <w:t>3. Testing and validation of the system</w:t>
+        <w:br/>
+        <w:br/>
+        <w:t>**Benefits:**</w:t>
+        <w:br/>
+        <w:t>The Internet Border Patrol project will provide a robust and efficient solution to detect and prevent cyber threats, enhancing national cybersecurity posture.</w:t>
+        <w:br/>
+        <w:br/>
+        <w:t>**Future Scope:**</w:t>
+        <w:br/>
+        <w:t>Expand IBP to include advanced analytics and machine learning techniques, as well as integration with other national security systems.</w:t>
+        <w:br/>
+        <w:br/>
+        <w:t>---</w:t>
+        <w:br/>
+        <w:br/>
+        <w:t>**Project Title:** Attack Source Tracing Project</w:t>
+        <w:br/>
+        <w:br/>
+        <w:t>**Project Overview:**</w:t>
+        <w:br/>
+        <w:t>The Attack Source Tracing Project aims to develop a software system that can trace and identify the source of cyber attacks in real-time. The system will analyze network traffic, system logs, and other relevant data to pinpoint the origin of an attack.</w:t>
+        <w:br/>
+        <w:br/>
+        <w:t>**Objective:**</w:t>
+        <w:br/>
+        <w:t>The primary objective is to create a robust and efficient system that can quickly detect and respond to cyber attacks, reducing the time it takes to contain and mitigate threats.</w:t>
+        <w:br/>
+        <w:br/>
+        <w:t>**Domain:** Cybersecurity, Network Forensics</w:t>
+        <w:br/>
+        <w:br/>
+        <w:t>**Software Requirements:**</w:t>
+        <w:br/>
+        <w:br/>
+        <w:t>* Programming languages: Python, C++</w:t>
+        <w:br/>
+        <w:t>* Operating System: Linux</w:t>
+        <w:br/>
+        <w:t>* Database Management System: MySQL</w:t>
+        <w:br/>
+        <w:t>* Networking protocols: TCP/IP, DNS</w:t>
+        <w:br/>
+        <w:br/>
+        <w:t>**Hardware Requirements:**</w:t>
+        <w:br/>
+        <w:br/>
+        <w:t>* Server-grade hardware for data processing and storage</w:t>
+        <w:br/>
+        <w:t>* High-speed network connections for data transmission</w:t>
+        <w:br/>
+        <w:br/>
+        <w:t>**Workflow:**</w:t>
+        <w:br/>
+        <w:t>The system will collect and analyze data from various sources, including network traffic, system logs, and other relevant data. The analyzed data will be used to identify patterns and anomalies, which will then be used to trace the source of an attack.</w:t>
+        <w:br/>
+        <w:br/>
+        <w:t>**System Architecture:**</w:t>
+        <w:br/>
+        <w:br/>
+        <w:t>* Data Collection Layer: responsible for collecting data from various sources</w:t>
+        <w:br/>
+        <w:t>* Data Analysis Layer: responsible for analyzing collected data</w:t>
+        <w:br/>
+        <w:t>* Attack Tracing Layer: responsible for tracing the source of an attack</w:t>
+        <w:br/>
+        <w:br/>
+        <w:t>**Input:**</w:t>
+        <w:br/>
+        <w:t>Network traffic and system logs data</w:t>
+        <w:br/>
+        <w:br/>
+        <w:t>**Output:**</w:t>
+        <w:br/>
+        <w:t>Report detailing the source of an attack, including IP addresses, ports, and other relevant information</w:t>
+        <w:br/>
+        <w:br/>
+        <w:t>**Implementation Steps:**</w:t>
+        <w:br/>
+        <w:br/>
+        <w:t>1. Design and implement the data collection layer</w:t>
+        <w:br/>
+        <w:t>2. Develop the data analysis layer using machine learning algorithms</w:t>
+        <w:br/>
+        <w:t>3. Implement the attack tracing layer using pattern recognition techniques</w:t>
+        <w:br/>
+        <w:br/>
+        <w:t>**Benefits:**</w:t>
+        <w:br/>
+        <w:t>The system will provide real-time threat detection and response capabilities, reducing the time it takes to contain and mitigate threats.</w:t>
+        <w:br/>
+        <w:br/>
+        <w:t>**Future Scope:**</w:t>
+        <w:br/>
+        <w:t>The project can be expanded to include additional features such as predictive analytics and automated incident response.</w:t>
+        <w:br/>
+        <w:br/>
+        <w:t>---</w:t>
+        <w:br/>
+        <w:br/>
+        <w:t>**Project Title:** Improved Data Leakage Detection</w:t>
+        <w:br/>
+        <w:br/>
+        <w:t>**Project Overview:**</w:t>
+        <w:br/>
+        <w:t>The Improved Data Leakage Detection project aims to develop a software solution that detects and prevents data leakage in real-time. The system will analyze network traffic, monitor user behavior, and identify potential security threats.</w:t>
+        <w:br/>
+        <w:br/>
+        <w:t>**Objective:**</w:t>
+        <w:br/>
+        <w:t>The primary objective of this project is to design and implement an efficient data leakage detection system that can accurately identify and prevent unauthorized data transfer.</w:t>
+        <w:br/>
+        <w:br/>
+        <w:t>**Domain:** Cybersecurity, Data Protection</w:t>
+        <w:br/>
+        <w:br/>
+        <w:t>**Software Requirements:**</w:t>
+        <w:br/>
+        <w:br/>
+        <w:t>* Programming language: Python</w:t>
+        <w:br/>
+        <w:t>* Framework: Flask</w:t>
+        <w:br/>
+        <w:t>* Libraries: scikit-learn, pandas, numpy</w:t>
+        <w:br/>
+        <w:t>* Database: MySQL</w:t>
+        <w:br/>
+        <w:br/>
+        <w:t>**Hardware Requirements:**</w:t>
+        <w:br/>
+        <w:t>None required.</w:t>
+        <w:br/>
+        <w:br/>
+        <w:t>**Workflow:**</w:t>
+        <w:br/>
+        <w:t>1. Data collection: Collect network traffic and user behavior data.</w:t>
+        <w:br/>
+        <w:t>2. Data analysis: Analyze the collected data using machine learning algorithms to identify potential security threats.</w:t>
+        <w:br/>
+        <w:t>3. Threat detection: Detect and alert on potential data leakage attempts.</w:t>
+        <w:br/>
+        <w:t>4. Prevention: Prevent unauthorized data transfer by blocking suspicious connections.</w:t>
+        <w:br/>
+        <w:br/>
+        <w:t>**System Architecture:**</w:t>
+        <w:br/>
+        <w:br/>
+        <w:t>* Data Collector: Responsible for collecting network traffic and user behavior data.</w:t>
+        <w:br/>
+        <w:t>* Data Analyzer: Analyzes the collected data to identify potential security threats.</w:t>
+        <w:br/>
+        <w:t>* Threat Detector: Detects and alerts on potential data leakage attempts.</w:t>
+        <w:br/>
+        <w:br/>
+        <w:t>**Input:**</w:t>
+        <w:br/>
+        <w:t>Network traffic and user behavior data</w:t>
+        <w:br/>
+        <w:br/>
+        <w:t>**Output:**</w:t>
+        <w:br/>
+        <w:t>Real-time detection of potential data leakage attempts and prevention of unauthorized data transfer.</w:t>
+        <w:br/>
+        <w:br/>
+        <w:t>**Implementation Steps:**</w:t>
+        <w:br/>
+        <w:br/>
+        <w:t>1. Design the system architecture</w:t>
+        <w:br/>
+        <w:t>2. Develop the Data Collector component</w:t>
+        <w:br/>
+        <w:t>3. Implement machine learning algorithms for data analysis</w:t>
+        <w:br/>
+        <w:t>4. Develop the Threat Detector component</w:t>
+        <w:br/>
+        <w:t>5. Test and refine the system</w:t>
+        <w:br/>
+        <w:br/>
+        <w:t>**Benefits:**</w:t>
+        <w:br/>
+        <w:t>The Improved Data Leakage Detection project will provide a robust and efficient solution to detect and prevent data leakage, ensuring the security of sensitive information.</w:t>
+        <w:br/>
+        <w:br/>
+        <w:t>**Future Scope:**</w:t>
+        <w:br/>
+        <w:t>Future enhancements include integrating with other security systems, expanding threat detection capabilities, and improving system scalability.</w:t>
+        <w:br/>
+        <w:br/>
+        <w:t>---</w:t>
+        <w:br/>
+        <w:br/>
+        <w:t>**Project Title:** An AI-based system for early detection of forest fires using satellite imagery.</w:t>
+        <w:br/>
+        <w:br/>
+        <w:t>**Project Overview:**</w:t>
+        <w:br/>
+        <w:t>The project aims to develop an AI-based system that utilizes satellite imagery to detect forest fires at an early stage, enabling prompt and effective firefighting efforts.</w:t>
+        <w:br/>
+        <w:br/>
+        <w:t>**Objective:**</w:t>
+        <w:br/>
+        <w:t>To design and implement a machine learning-based system that can accurately identify forest fire hotspots from satellite images, providing real-time alerts for swift response.</w:t>
+        <w:br/>
+        <w:br/>
+        <w:t>**Domain:** Environmental monitoring, forestry, emergency services</w:t>
+        <w:br/>
+        <w:br/>
+        <w:t>**Software Requirements:**</w:t>
+        <w:br/>
+        <w:br/>
+        <w:t>* Programming languages: Python, R</w:t>
+        <w:br/>
+        <w:t>* Machine learning libraries: TensorFlow, scikit-learn</w:t>
+        <w:br/>
+        <w:t>* Data processing tools: NumPy, Pandas</w:t>
+        <w:br/>
+        <w:t>* Geospatial analysis library: GDAL</w:t>
+        <w:br/>
+        <w:br/>
+        <w:t>**Hardware Requirements:**</w:t>
+        <w:br/>
+        <w:br/>
+        <w:t>* High-performance computing server for data processing and training</w:t>
+        <w:br/>
+        <w:t>* Satellite imaging equipment (e.g., Landsat, Sentinel-2)</w:t>
+        <w:br/>
+        <w:br/>
+        <w:t>**Workflow:**</w:t>
+        <w:br/>
+        <w:t>1. Image acquisition from satellite sources</w:t>
+        <w:br/>
+        <w:t>2. Pre-processing of images (e.g., filtering, normalization)</w:t>
+        <w:br/>
+        <w:t>3. Feature extraction using machine learning algorithms</w:t>
+        <w:br/>
+        <w:t>4. Training and testing the AI model</w:t>
+        <w:br/>
+        <w:t>5. Real-time alert generation for detected forest fires</w:t>
+        <w:br/>
+        <w:br/>
+        <w:t>**System Architecture:**</w:t>
+        <w:br/>
+        <w:t>The system consists of three main components:</w:t>
+        <w:br/>
+        <w:t>1. Data Ingestion Module (DIM): responsible for collecting and processing satellite imagery.</w:t>
+        <w:br/>
+        <w:t>2. AI Analysis Engine (AAE): utilizes machine learning algorithms to analyze and classify the data.</w:t>
+        <w:br/>
+        <w:t>3. Reporting and Visualization Module (RVM): generates reports and visualizations based on the analysis results.</w:t>
+        <w:br/>
+        <w:br/>
+        <w:t>**Input:**</w:t>
+        <w:br/>
+        <w:t>Satellite imagery and weather data</w:t>
+        <w:br/>
+        <w:br/>
+        <w:t>**Output:**</w:t>
+        <w:br/>
+        <w:t>Real-time detection of forest fires, including location, size, and intensity.</w:t>
+        <w:br/>
+        <w:br/>
+        <w:t>**Implementation Steps:**</w:t>
+        <w:br/>
+        <w:br/>
+        <w:t>1. Collect and preprocess a large dataset of labeled satellite images</w:t>
+        <w:br/>
+        <w:t>2. Develop and train machine learning models using geospatial techniques</w:t>
+        <w:br/>
+        <w:t>3. Integrate the AI-based system with communication channels (e.g., emergency services)</w:t>
+        <w:br/>
+        <w:t>4. Conduct thorough testing and evaluation</w:t>
+        <w:br/>
+        <w:br/>
+        <w:t>**Benefits:**</w:t>
+        <w:br/>
+        <w:t>The AI-based forest fire detection system will provide early warning systems for effective firefighting efforts, reducing damage to forests and ecosystems.</w:t>
+        <w:br/>
+        <w:br/>
+        <w:t>**Future Scope:**</w:t>
+        <w:br/>
+        <w:t>Integrating with other AI-powered tools for enhanced threat detection and response, expanding to support multiple satellite imaging sources, and exploring new data sources for training and improvement.</w:t>
       </w:r>
     </w:p>
     <w:sectPr>

--- a/project_documentation.docx
+++ b/project_documentation.docx
@@ -20,7 +20,7 @@
     </w:p>
     <w:p>
       <w:r>
-        <w:t>AI Based Cybersecurity Threat Detection System</w:t>
+        <w:t>AI Skin Recommendation System</w:t>
       </w:r>
     </w:p>
     <w:p>
@@ -33,458 +33,114 @@
     </w:p>
     <w:p>
       <w:r>
-        <w:t>Here is the complete software project documentation:</w:t>
-        <w:br/>
-        <w:br/>
-        <w:t>**Project Title:** Cyber Forensics using AI Tools</w:t>
+        <w:t>Project Title: AI Skin Recommendation System</w:t>
         <w:br/>
         <w:br/>
         <w:t>**Project Overview:**</w:t>
         <w:br/>
-        <w:t>The Cyber Forensics using AI Tools project aims to develop an intelligent system that utilizes artificial intelligence (AI) tools to analyze and investigate cybercrimes. The system will help investigators identify, classify, and respond to cyber threats more efficiently.</w:t>
+        <w:t>The project aims to develop an Artificsitic Intelligence (AI) driven system that recommends skincare products tailored to individual skin types and concerns, using machine learning algorithms. The goal is to simplify the process of finding suitable skincare routines for users by providing personalized product recommendations based on their unique needs.</w:t>
         <w:br/>
         <w:br/>
         <w:t>**Objective:**</w:t>
         <w:br/>
-        <w:t>The primary objective of this project is to design and implement a comprehensive cyber forensic toolset that leverages AI capabilities to enhance the accuracy and speed of digital evidence analysis.</w:t>
+        <w:t>To create a user-friendly AI Skin Recommendation System that accurately identifies individual skin types and concerns, then suggests appropriate skincare products to improve overall skin health and appearance. The system will leverage machine learning algorithms for personalized recommendations while ensuring accessibility across various devices.</w:t>
         <w:br/>
         <w:br/>
-        <w:t>**Domain:** Cybersecurity, Digital Forensics, Artificial Intelligence</w:t>
+        <w:t>**Domain:**</w:t>
+        <w:br/>
+        <w:t>Healthcare &amp; Beauty Industry</w:t>
         <w:br/>
         <w:br/>
         <w:t>**Software Requirements:**</w:t>
         <w:br/>
+        <w:t>- Programming languages: Python, JavaScript</w:t>
         <w:br/>
-        <w:t>* Programming languages: Python, Java</w:t>
+        <w:t>- Frameworks: TensorFlow, React Native (for mobile compatibility)</w:t>
         <w:br/>
-        <w:t>* AI libraries: TensorFlow, OpenCV</w:t>
+        <w:t>- Databases: MySQL for structured data storage and MongoDB for user preferences and feedback collection.</w:t>
         <w:br/>
-        <w:t>* Data storage: MySQL, MongoDB</w:t>
-        <w:br/>
-        <w:t>* Operating System: Windows, Linux</w:t>
+        <w:t>- APIs: Skin health databases API to fetch relevant skincare information; product database API for accessing latest products in the market.</w:t>
         <w:br/>
         <w:br/>
         <w:t>**Hardware Requirements:**</w:t>
         <w:br/>
+        <w:t>- Cloud infrastructure (AWS, Azure) with scalable compute resources for AI model training and deployment.</w:t>
         <w:br/>
-        <w:t>* High-performance computing hardware (CPUs, GPUs)</w:t>
-        <w:br/>
-        <w:t>* Large-scale data storage devices (hard drives, SSDs)</w:t>
+        <w:t>- High-performance GPUs or TPUs to accelerate machine learning computations during product recommendation generation.</w:t>
         <w:br/>
         <w:br/>
         <w:t>**Workflow:**</w:t>
         <w:br/>
-        <w:t>1. Data collection and preprocessing</w:t>
+        <w:t>1. User input collection through a web interface where users enter their skin type, concerns, preferences, age group, gender, etc.</w:t>
         <w:br/>
-        <w:t>2. AI-based analysis and classification</w:t>
+        <w:t>2. Data preprocessing and normalization of user inputs for consistent analysis by the AI model.</w:t>
         <w:br/>
-        <w:t>3. Visualization and reporting of findings</w:t>
+        <w:t>3. Integration with skincare databases to fetch relevant product information using APIs.</w:t>
         <w:br/>
-        <w:t>4. Integration with existing forensic tools and systems</w:t>
+        <w:t>4. User profile creation in MongoDB based on collected data points.</w:t>
         <w:br/>
+        <w:t>5. Training machine learning models (using TensorFlow) with aggregated skin health and product database data, focusing on accuracy for recommendations.</w:t>
         <w:br/>
-        <w:t>**System Architecture:**</w:t>
+        <w:t>6. Deployment of trained AI model onto the cloud infrastructure to ensure scalability and accessibility across devices.</w:t>
         <w:br/>
-        <w:t>The system will consist of three main components:</w:t>
+        <w:t>7. Real-time processing by deployed AI model as users input their information through web or mobile interface.</w:t>
         <w:br/>
-        <w:t>1. Data Ingestion Module (DIM): responsible for collecting and processing digital evidence.</w:t>
+        <w:t>8. Generation of personalized skincare product recommendations based on user profile data, skin type analysis, and current market trends from the APIs.</w:t>
         <w:br/>
-        <w:t>2. AI Analysis Engine (AAE): utilizes AI algorithms to analyze and classify the data.</w:t>
+        <w:t>9. Presentation of recommended products to the user with detailed descriptions, usage instructions, and potential benefits for each suggestion.</w:t>
         <w:br/>
-        <w:t>3. Reporting and Visualization Module (RVM): generates reports and visualizations based on the analysis results.</w:t>
+        <w:t>10. Collection of feedback through a simple interface where users can rate or provide comments about recommendations received.</w:t>
         <w:br/>
         <w:br/>
         <w:t>**Input:**</w:t>
         <w:br/>
-        <w:t>Digital evidence, including files, logs, and network traffic data</w:t>
+        <w:t>User-provided information such as skin type (dry, oily, combination), specific concerns (acne, wrinkles, sensitivity), age group, gender, lifestyle habits affecting skincare routine, and personal preferences for product ingredients or brands.</w:t>
         <w:br/>
         <w:br/>
         <w:t>**Output:**</w:t>
         <w:br/>
-        <w:t>Detailed reports and visualizations of analyzed data, including classification results and recommendations for further investigation</w:t>
+        <w:t>A list of recommended products tailored to the user's skin type, concerns, demographics, and preferences with detailed descriptions including usage instructions, potential benefits, price range, availability in local stores/online platforms, and customer reviews when available.</w:t>
         <w:br/>
         <w:br/>
         <w:t>**Implementation Steps:**</w:t>
         <w:br/>
+        <w:t>1. Define project scope and objectives clearly to guide the development process.</w:t>
         <w:br/>
-        <w:t>1. Design and development of the DIM</w:t>
+        <w:t>2. Research skincare products market trends using relevant APIs for product information gathering.</w:t>
         <w:br/>
-        <w:t>2. Implementation of AI algorithms in AAE</w:t>
+        <w:t>3. Design a user-friendly web interface that collects essential skin type, concern, demographic data from users efficiently.</w:t>
         <w:br/>
-        <w:t>3. Development of RVM and integration with existing forensic tools</w:t>
+        <w:t>4. Develop Python scripts utilizing TensorFlow and React Native to create the AI model's backend logic and frontend UI respectively.</w:t>
         <w:br/>
-        <w:t>4. Testing and validation of the system</w:t>
+        <w:t>5. Set up MySQL database for structured skincare product information storage with proper indexing on key attributes like skin type compatibility and concern relevance.</w:t>
+        <w:br/>
+        <w:t>6. Implement MongoDB user profile collection system that securely stores personalized data points entered by users during the sign-up process or subsequent interactions.</w:t>
+        <w:br/>
+        <w:t>7. Integrate APIs to fetch real-time market trends, new product releases, customer reviews, and scientific research on skincare ingredients for informed recommendations.</w:t>
+        <w:br/>
+        <w:t>8. Train machine learning models using TensorFlow with user data points from MongoDB as input features while considering skin type compatibility and concern relevance in the training dataset.</w:t>
+        <w:br/>
+        <w:t>9. Deploy trained AI model onto AWS or Azure cloud infrastructure, ensuring scalability to handle varying loads of users accessing the system simultaneously without performance degradation.</w:t>
+        <w:br/>
+        <w:t>10. Test the entire workflow with a diverse group of mock user profiles representing different skin types and concerns for initial validation before public release.</w:t>
         <w:br/>
         <w:br/>
         <w:t>**Benefits:**</w:t>
         <w:br/>
-        <w:t>The Cyber Forensics using AI Tools project will provide a more efficient, accurate, and effective way to analyze and investigate cybercrimes, ultimately enhancing the overall cybersecurity posture.</w:t>
+        <w:t>- Personalized skincare recommendations improve overall skin health by addressing individual needs effectively, leading to better customer satisfaction.</w:t>
+        <w:br/>
+        <w:t>- Streamlined product discovery process saves users time in researching suitable products without the need for extensive knowledge of dermatology or cosmetic chemistry.</w:t>
+        <w:br/>
+        <w:t>- Accessibility across multiple devices ensures that all demographics can benefit from personalized skincare advice regardless of their preferred device type (web, mobile).</w:t>
+        <w:br/>
+        <w:t>- Continuous learning and updating AI models with new data ensure recommendations remain relevant as market trends evolve over time.</w:t>
         <w:br/>
         <w:br/>
         <w:t>**Future Scope:**</w:t>
         <w:br/>
-        <w:t>Integrate the system with other AI-powered tools and platforms to create a comprehensive cybersecurity ecosystem.</w:t>
+        <w:t>- Future improvement one: Integrate augmented reality features to allow users to visualize product effects on their skin before purchase for a more immersive experience.</w:t>
         <w:br/>
-        <w:br/>
-        <w:t>---</w:t>
-        <w:br/>
-        <w:br/>
-        <w:t>**Project Title:** Internet Border Patrol</w:t>
-        <w:br/>
-        <w:br/>
-        <w:t>**Project Overview:**</w:t>
-        <w:br/>
-        <w:t>The Internet Border Patrol (IBP) is a software system designed to monitor and control internet traffic at national borders. The system aims to detect and prevent malicious activities, such as cyber attacks and data breaches.</w:t>
-        <w:br/>
-        <w:br/>
-        <w:t>**Objective:**</w:t>
-        <w:br/>
-        <w:t>The primary objective of IBP is to provide real-time monitoring and analysis of internet traffic, identifying potential threats and taking corrective action to ensure the security and integrity of national networks.</w:t>
-        <w:br/>
-        <w:br/>
-        <w:t>**Domain:** Cybersecurity, Network Security</w:t>
-        <w:br/>
-        <w:br/>
-        <w:t>**Software Requirements:**</w:t>
-        <w:br/>
-        <w:br/>
-        <w:t>* Programming languages: Python, Java</w:t>
-        <w:br/>
-        <w:t>* Operating System: Linux-based</w:t>
-        <w:br/>
-        <w:t>* Database management system: MySQL</w:t>
-        <w:br/>
-        <w:t>* Web framework: Flask</w:t>
-        <w:br/>
-        <w:br/>
-        <w:t>**Hardware Requirements:**</w:t>
-        <w:br/>
-        <w:br/>
-        <w:t>* High-performance servers for data processing and storage</w:t>
-        <w:br/>
-        <w:t>* Network infrastructure for real-time traffic monitoring</w:t>
-        <w:br/>
-        <w:t>* Secure communication protocols for data transmission</w:t>
-        <w:br/>
-        <w:br/>
-        <w:t>**Workflow:**</w:t>
-        <w:br/>
-        <w:t>1. Data collection: IBP collects internet traffic data from various sources, including network sensors and logs.</w:t>
-        <w:br/>
-        <w:t>2. Data analysis: The system analyzes the collected data using machine learning algorithms to identify potential threats.</w:t>
-        <w:br/>
-        <w:t>3. Threat detection: IBP detects and alerts on suspicious activities, triggering further investigation and response.</w:t>
-        <w:br/>
-        <w:br/>
-        <w:t>**System Architecture:**</w:t>
-        <w:br/>
-        <w:t>The system consists of three main components:</w:t>
-        <w:br/>
-        <w:t>1. Data Collection Module</w:t>
-        <w:br/>
-        <w:t>2. Analysis Engine</w:t>
-        <w:br/>
-        <w:t>3. Alert Generation Module</w:t>
-        <w:br/>
-        <w:br/>
-        <w:t>**Input:**</w:t>
-        <w:br/>
-        <w:t>Internet traffic data from various sources (e.g., network sensors, logs)</w:t>
-        <w:br/>
-        <w:br/>
-        <w:t>**Output:**</w:t>
-        <w:br/>
-        <w:t>Real-time threat detection reports and alerts</w:t>
-        <w:br/>
-        <w:br/>
-        <w:t>**Implementation Steps:**</w:t>
-        <w:br/>
-        <w:br/>
-        <w:t>1. Design and development of the IBP architecture</w:t>
-        <w:br/>
-        <w:t>2. Integration with existing network infrastructure</w:t>
-        <w:br/>
-        <w:t>3. Testing and validation of the system</w:t>
-        <w:br/>
-        <w:br/>
-        <w:t>**Benefits:**</w:t>
-        <w:br/>
-        <w:t>The Internet Border Patrol project will provide a robust and efficient solution to detect and prevent cyber threats, enhancing national cybersecurity posture.</w:t>
-        <w:br/>
-        <w:br/>
-        <w:t>**Future Scope:**</w:t>
-        <w:br/>
-        <w:t>Expand IBP to include advanced analytics and machine learning techniques, as well as integration with other national security systems.</w:t>
-        <w:br/>
-        <w:br/>
-        <w:t>---</w:t>
-        <w:br/>
-        <w:br/>
-        <w:t>**Project Title:** Attack Source Tracing Project</w:t>
-        <w:br/>
-        <w:br/>
-        <w:t>**Project Overview:**</w:t>
-        <w:br/>
-        <w:t>The Attack Source Tracing Project aims to develop a software system that can trace and identify the source of cyber attacks in real-time. The system will analyze network traffic, system logs, and other relevant data to pinpoint the origin of an attack.</w:t>
-        <w:br/>
-        <w:br/>
-        <w:t>**Objective:**</w:t>
-        <w:br/>
-        <w:t>The primary objective is to create a robust and efficient system that can quickly detect and respond to cyber attacks, reducing the time it takes to contain and mitigate threats.</w:t>
-        <w:br/>
-        <w:br/>
-        <w:t>**Domain:** Cybersecurity, Network Forensics</w:t>
-        <w:br/>
-        <w:br/>
-        <w:t>**Software Requirements:**</w:t>
-        <w:br/>
-        <w:br/>
-        <w:t>* Programming languages: Python, C++</w:t>
-        <w:br/>
-        <w:t>* Operating System: Linux</w:t>
-        <w:br/>
-        <w:t>* Database Management System: MySQL</w:t>
-        <w:br/>
-        <w:t>* Networking protocols: TCP/IP, DNS</w:t>
-        <w:br/>
-        <w:br/>
-        <w:t>**Hardware Requirements:**</w:t>
-        <w:br/>
-        <w:br/>
-        <w:t>* Server-grade hardware for data processing and storage</w:t>
-        <w:br/>
-        <w:t>* High-speed network connections for data transmission</w:t>
-        <w:br/>
-        <w:br/>
-        <w:t>**Workflow:**</w:t>
-        <w:br/>
-        <w:t>The system will collect and analyze data from various sources, including network traffic, system logs, and other relevant data. The analyzed data will be used to identify patterns and anomalies, which will then be used to trace the source of an attack.</w:t>
-        <w:br/>
-        <w:br/>
-        <w:t>**System Architecture:**</w:t>
-        <w:br/>
-        <w:br/>
-        <w:t>* Data Collection Layer: responsible for collecting data from various sources</w:t>
-        <w:br/>
-        <w:t>* Data Analysis Layer: responsible for analyzing collected data</w:t>
-        <w:br/>
-        <w:t>* Attack Tracing Layer: responsible for tracing the source of an attack</w:t>
-        <w:br/>
-        <w:br/>
-        <w:t>**Input:**</w:t>
-        <w:br/>
-        <w:t>Network traffic and system logs data</w:t>
-        <w:br/>
-        <w:br/>
-        <w:t>**Output:**</w:t>
-        <w:br/>
-        <w:t>Report detailing the source of an attack, including IP addresses, ports, and other relevant information</w:t>
-        <w:br/>
-        <w:br/>
-        <w:t>**Implementation Steps:**</w:t>
-        <w:br/>
-        <w:br/>
-        <w:t>1. Design and implement the data collection layer</w:t>
-        <w:br/>
-        <w:t>2. Develop the data analysis layer using machine learning algorithms</w:t>
-        <w:br/>
-        <w:t>3. Implement the attack tracing layer using pattern recognition techniques</w:t>
-        <w:br/>
-        <w:br/>
-        <w:t>**Benefits:**</w:t>
-        <w:br/>
-        <w:t>The system will provide real-time threat detection and response capabilities, reducing the time it takes to contain and mitigate threats.</w:t>
-        <w:br/>
-        <w:br/>
-        <w:t>**Future Scope:**</w:t>
-        <w:br/>
-        <w:t>The project can be expanded to include additional features such as predictive analytics and automated incident response.</w:t>
-        <w:br/>
-        <w:br/>
-        <w:t>---</w:t>
-        <w:br/>
-        <w:br/>
-        <w:t>**Project Title:** Improved Data Leakage Detection</w:t>
-        <w:br/>
-        <w:br/>
-        <w:t>**Project Overview:**</w:t>
-        <w:br/>
-        <w:t>The Improved Data Leakage Detection project aims to develop a software solution that detects and prevents data leakage in real-time. The system will analyze network traffic, monitor user behavior, and identify potential security threats.</w:t>
-        <w:br/>
-        <w:br/>
-        <w:t>**Objective:**</w:t>
-        <w:br/>
-        <w:t>The primary objective of this project is to design and implement an efficient data leakage detection system that can accurately identify and prevent unauthorized data transfer.</w:t>
-        <w:br/>
-        <w:br/>
-        <w:t>**Domain:** Cybersecurity, Data Protection</w:t>
-        <w:br/>
-        <w:br/>
-        <w:t>**Software Requirements:**</w:t>
-        <w:br/>
-        <w:br/>
-        <w:t>* Programming language: Python</w:t>
-        <w:br/>
-        <w:t>* Framework: Flask</w:t>
-        <w:br/>
-        <w:t>* Libraries: scikit-learn, pandas, numpy</w:t>
-        <w:br/>
-        <w:t>* Database: MySQL</w:t>
-        <w:br/>
-        <w:br/>
-        <w:t>**Hardware Requirements:**</w:t>
-        <w:br/>
-        <w:t>None required.</w:t>
-        <w:br/>
-        <w:br/>
-        <w:t>**Workflow:**</w:t>
-        <w:br/>
-        <w:t>1. Data collection: Collect network traffic and user behavior data.</w:t>
-        <w:br/>
-        <w:t>2. Data analysis: Analyze the collected data using machine learning algorithms to identify potential security threats.</w:t>
-        <w:br/>
-        <w:t>3. Threat detection: Detect and alert on potential data leakage attempts.</w:t>
-        <w:br/>
-        <w:t>4. Prevention: Prevent unauthorized data transfer by blocking suspicious connections.</w:t>
-        <w:br/>
-        <w:br/>
-        <w:t>**System Architecture:**</w:t>
-        <w:br/>
-        <w:br/>
-        <w:t>* Data Collector: Responsible for collecting network traffic and user behavior data.</w:t>
-        <w:br/>
-        <w:t>* Data Analyzer: Analyzes the collected data to identify potential security threats.</w:t>
-        <w:br/>
-        <w:t>* Threat Detector: Detects and alerts on potential data leakage attempts.</w:t>
-        <w:br/>
-        <w:br/>
-        <w:t>**Input:**</w:t>
-        <w:br/>
-        <w:t>Network traffic and user behavior data</w:t>
-        <w:br/>
-        <w:br/>
-        <w:t>**Output:**</w:t>
-        <w:br/>
-        <w:t>Real-time detection of potential data leakage attempts and prevention of unauthorized data transfer.</w:t>
-        <w:br/>
-        <w:br/>
-        <w:t>**Implementation Steps:**</w:t>
-        <w:br/>
-        <w:br/>
-        <w:t>1. Design the system architecture</w:t>
-        <w:br/>
-        <w:t>2. Develop the Data Collector component</w:t>
-        <w:br/>
-        <w:t>3. Implement machine learning algorithms for data analysis</w:t>
-        <w:br/>
-        <w:t>4. Develop the Threat Detector component</w:t>
-        <w:br/>
-        <w:t>5. Test and refine the system</w:t>
-        <w:br/>
-        <w:br/>
-        <w:t>**Benefits:**</w:t>
-        <w:br/>
-        <w:t>The Improved Data Leakage Detection project will provide a robust and efficient solution to detect and prevent data leakage, ensuring the security of sensitive information.</w:t>
-        <w:br/>
-        <w:br/>
-        <w:t>**Future Scope:**</w:t>
-        <w:br/>
-        <w:t>Future enhancements include integrating with other security systems, expanding threat detection capabilities, and improving system scalability.</w:t>
-        <w:br/>
-        <w:br/>
-        <w:t>---</w:t>
-        <w:br/>
-        <w:br/>
-        <w:t>**Project Title:** An AI-based system for early detection of forest fires using satellite imagery.</w:t>
-        <w:br/>
-        <w:br/>
-        <w:t>**Project Overview:**</w:t>
-        <w:br/>
-        <w:t>The project aims to develop an AI-based system that utilizes satellite imagery to detect forest fires at an early stage, enabling prompt and effective firefighting efforts.</w:t>
-        <w:br/>
-        <w:br/>
-        <w:t>**Objective:**</w:t>
-        <w:br/>
-        <w:t>To design and implement a machine learning-based system that can accurately identify forest fire hotspots from satellite images, providing real-time alerts for swift response.</w:t>
-        <w:br/>
-        <w:br/>
-        <w:t>**Domain:** Environmental monitoring, forestry, emergency services</w:t>
-        <w:br/>
-        <w:br/>
-        <w:t>**Software Requirements:**</w:t>
-        <w:br/>
-        <w:br/>
-        <w:t>* Programming languages: Python, R</w:t>
-        <w:br/>
-        <w:t>* Machine learning libraries: TensorFlow, scikit-learn</w:t>
-        <w:br/>
-        <w:t>* Data processing tools: NumPy, Pandas</w:t>
-        <w:br/>
-        <w:t>* Geospatial analysis library: GDAL</w:t>
-        <w:br/>
-        <w:br/>
-        <w:t>**Hardware Requirements:**</w:t>
-        <w:br/>
-        <w:br/>
-        <w:t>* High-performance computing server for data processing and training</w:t>
-        <w:br/>
-        <w:t>* Satellite imaging equipment (e.g., Landsat, Sentinel-2)</w:t>
-        <w:br/>
-        <w:br/>
-        <w:t>**Workflow:**</w:t>
-        <w:br/>
-        <w:t>1. Image acquisition from satellite sources</w:t>
-        <w:br/>
-        <w:t>2. Pre-processing of images (e.g., filtering, normalization)</w:t>
-        <w:br/>
-        <w:t>3. Feature extraction using machine learning algorithms</w:t>
-        <w:br/>
-        <w:t>4. Training and testing the AI model</w:t>
-        <w:br/>
-        <w:t>5. Real-time alert generation for detected forest fires</w:t>
-        <w:br/>
-        <w:br/>
-        <w:t>**System Architecture:**</w:t>
-        <w:br/>
-        <w:t>The system consists of three main components:</w:t>
-        <w:br/>
-        <w:t>1. Data Ingestion Module (DIM): responsible for collecting and processing satellite imagery.</w:t>
-        <w:br/>
-        <w:t>2. AI Analysis Engine (AAE): utilizes machine learning algorithms to analyze and classify the data.</w:t>
-        <w:br/>
-        <w:t>3. Reporting and Visualization Module (RVM): generates reports and visualizations based on the analysis results.</w:t>
-        <w:br/>
-        <w:br/>
-        <w:t>**Input:**</w:t>
-        <w:br/>
-        <w:t>Satellite imagery and weather data</w:t>
-        <w:br/>
-        <w:br/>
-        <w:t>**Output:**</w:t>
-        <w:br/>
-        <w:t>Real-time detection of forest fires, including location, size, and intensity.</w:t>
-        <w:br/>
-        <w:br/>
-        <w:t>**Implementation Steps:**</w:t>
-        <w:br/>
-        <w:br/>
-        <w:t>1. Collect and preprocess a large dataset of labeled satellite images</w:t>
-        <w:br/>
-        <w:t>2. Develop and train machine learning models using geospatial techniques</w:t>
-        <w:br/>
-        <w:t>3. Integrate the AI-based system with communication channels (e.g., emergency services)</w:t>
-        <w:br/>
-        <w:t>4. Conduct thorough testing and evaluation</w:t>
-        <w:br/>
-        <w:br/>
-        <w:t>**Benefits:**</w:t>
-        <w:br/>
-        <w:t>The AI-based forest fire detection system will provide early warning systems for effective firefighting efforts, reducing damage to forests and ecosystems.</w:t>
-        <w:br/>
-        <w:br/>
-        <w:t>**Future Scope:**</w:t>
-        <w:br/>
-        <w:t>Integrating with other AI-powered tools for enhanced threat detection and response, expanding to support multiple satellite imaging sources, and exploring new data sources for training and improvement.</w:t>
+        <w:t>- Future improvement two: Expand the system's capabilities by incorporating environmental factors like climate and pollution levels in recommendations, providing holistic</w:t>
       </w:r>
     </w:p>
     <w:sectPr>

--- a/project_documentation.docx
+++ b/project_documentation.docx
@@ -20,7 +20,7 @@
     </w:p>
     <w:p>
       <w:r>
-        <w:t>AI Skin Recommendation System</w:t>
+        <w:t>Online Food Ordering System</w:t>
       </w:r>
     </w:p>
     <w:p>
@@ -33,114 +33,98 @@
     </w:p>
     <w:p>
       <w:r>
-        <w:t>Project Title: AI Skin Recommendation System</w:t>
+        <w:t>Project Title: Online Food Ordering System</w:t>
         <w:br/>
         <w:br/>
         <w:t>**Project Overview:**</w:t>
         <w:br/>
-        <w:t>The project aims to develop an Artificsitic Intelligence (AI) driven system that recommends skincare products tailored to individual skin types and concerns, using machine learning algorithms. The goal is to simplify the process of finding suitable skincare routines for users by providing personalized product recommendations based on their unique needs.</w:t>
+        <w:t>The Online Food Ordering System (OFIS) facilitates customers to place orders for meals from various restaurants via a web-based platform, aiming at simplifying the ordering process and enhancing user experience. It integrates with restaurant management systems to streamline order processing while providing real-time updates on food availability and delivery statuses.</w:t>
         <w:br/>
         <w:br/>
         <w:t>**Objective:**</w:t>
         <w:br/>
-        <w:t>To create a user-friendly AI Skin Recommendation System that accurately identifies individual skin types and concerns, then suggests appropriate skincare products to improve overall skin health and appearance. The system will leverage machine learning algorithms for personalized recommendations while ensuring accessibility across various devices.</w:t>
+        <w:t>To create an intuitive online system that allows customers to easily browse menus, place orders in a secure environment, track their meal's preparation progress, and receive timely notifications about order readiness or delays. The goal is to improve customer satisfaction through convenience and transparency of the ordering process.</w:t>
         <w:br/>
         <w:br/>
         <w:t>**Domain:**</w:t>
         <w:br/>
-        <w:t>Healthcare &amp; Beauty Industry</w:t>
+        <w:t>The OFIS project belongs within E-commerce Platform Development with an emphasis on Food Delivery Services. It seeks to bridge online food enthusiasts with local restaurants, providing a seamless digital dining experience.</w:t>
         <w:br/>
         <w:br/>
         <w:t>**Software Requirements:**</w:t>
         <w:br/>
-        <w:t>- Programming languages: Python, JavaScript</w:t>
         <w:br/>
-        <w:t>- Frameworks: TensorFlow, React Native (for mobile compatibility)</w:t>
+        <w:t>* Secure web server environment (e.g., Apache or Nginx) running PHP 7.4+ for backend development</w:t>
         <w:br/>
-        <w:t>- Databases: MySQL for structured data storage and MongoDB for user preferences and feedback collection.</w:t>
+        <w:t>* MySQL database management system to store user data and order history</w:t>
         <w:br/>
-        <w:t>- APIs: Skin health databases API to fetch relevant skincare information; product database API for accessing latest products in the market.</w:t>
+        <w:t>* JavaScript/Node.js runtime with Express framework for the frontend API handling dynamic content delivery</w:t>
+        <w:br/>
+        <w:t>* Real-time communication protocols like WebSockets for live updates on food statuses (e.g., Socket.IO)</w:t>
         <w:br/>
         <w:br/>
         <w:t>**Hardware Requirements:**</w:t>
         <w:br/>
-        <w:t>- Cloud infrastructure (AWS, Azure) with scalable compute resources for AI model training and deployment.</w:t>
         <w:br/>
-        <w:t>- High-performance GPUs or TPUs to accelerate machine learning computations during product recommendation generation.</w:t>
+        <w:t>* Restaurant's kitchen equipment and staff to prepare orders as per the system requests</w:t>
+        <w:br/>
+        <w:t>* Delivery vehicles or third-party courier services with GPS tracking capabilities, if applicable for delivery options</w:t>
         <w:br/>
         <w:br/>
         <w:t>**Workflow:**</w:t>
         <w:br/>
-        <w:t>1. User input collection through a web interface where users enter their skin type, concerns, preferences, age group, gender, etc.</w:t>
         <w:br/>
-        <w:t>2. Data preprocessing and normalization of user inputs for consistent analysis by the AI model.</w:t>
+        <w:t>1. Users visit OFIS website/app on their preferred device.</w:t>
         <w:br/>
-        <w:t>3. Integration with skincare databases to fetch relevant product information using APIs.</w:t>
+        <w:t>2. They select a restaurant from available listings and browse through menus.</w:t>
         <w:br/>
-        <w:t>4. User profile creation in MongoDB based on collected data points.</w:t>
+        <w:t>3. Customers add desired items to the cart by clicking 'Add' next to each item.</w:t>
         <w:br/>
-        <w:t>5. Training machine learning models (using TensorFlow) with aggregated skin health and product database data, focusing on accuracy for recommendations.</w:t>
+        <w:t>4. The user proceeds to checkout, filling in delivery details if necessary.</w:t>
         <w:br/>
-        <w:t>6. Deployment of trained AI model onto the cloud infrastructure to ensure scalability and accessibility across devices.</w:t>
+        <w:t>5. Payment information is securely submitted using credit/debit cards or digital wallets (e.g., Stripe).</w:t>
         <w:br/>
-        <w:t>7. Real-time processing by deployed AI model as users input their information through web or mobile interface.</w:t>
+        <w:t>6. Order confirmation and receipt are sent via email with a summary of the order placed.</w:t>
         <w:br/>
-        <w:t>8. Generation of personalized skincare product recommendations based on user profile data, skin type analysis, and current market trends from the APIs.</w:t>
+        <w:t>7. The system updates restaurant staff about pending orders in their queue, if applicable for delivery services.</w:t>
         <w:br/>
-        <w:t>9. Presentation of recommended products to the user with detailed descriptions, usage instructions, and potential benefits for each suggestion.</w:t>
+        <w:t>8. Restaurant prepares meals based on confirmed online orders or real-time kitchen notifications (if integrated).</w:t>
         <w:br/>
-        <w:t>10. Collection of feedback through a simple interface where users can rate or provide comments about recommendations received.</w:t>
+        <w:t>9. Delivery personnel dispatched to collect and deliver food directly from the restaurant's premises when necessary.</w:t>
+        <w:br/>
+        <w:t>10. Customer receives notification upon order completion, either through email/SMS alert for delivery status updates if applicable.</w:t>
+        <w:br/>
+        <w:br/>
+        <w:t>**System Architecture:**</w:t>
+        <w:br/>
+        <w:t>The OFIS employs a microservices architecture where different functionalities such as user authentication, menu display, payment processing, and inventory management are handled by separate services that communicate over APIs to ensure scalability and maintainability of the system components. The frontend is built using React for dynamic content rendering while backend operations run on Node.js with Express framework handling API requests from users' browsers or mobile apps.</w:t>
         <w:br/>
         <w:br/>
         <w:t>**Input:**</w:t>
         <w:br/>
-        <w:t>User-provided information such as skin type (dry, oily, combination), specific concerns (acne, wrinkles, sensitivity), age group, gender, lifestyle habits affecting skincare routine, and personal preferences for product ingredients or brands.</w:t>
+        <w:t>The OFIS accepts user input through a web form where customers can select their desired restaurant, browse menus and items to add into the cart, provide delivery details if necessary (e.g., address), choose payment method(s), and submit order confirmation with personal information for receipt generation. The system also integrates third-party APIs like Google Maps or Mapbox for location services when applicable in deliveries.</w:t>
         <w:br/>
         <w:br/>
         <w:t>**Output:**</w:t>
         <w:br/>
-        <w:t>A list of recommended products tailored to the user's skin type, concerns, demographics, and preferences with detailed descriptions including usage instructions, potential benefits, price range, availability in local stores/online platforms, and customer reviews when available.</w:t>
+        <w:t>Upon successful completion of an online food purchase, the OFIS generates a digital receipt detailing items ordered along with prices and quantities that is sent to the customer's email address via SMTP server integration within their backend infrastructure or through third-party services like SendGrid for efficient delivery. If integrated into physical restaurants offering takeout options without deliveries, customers receive an electronic copy of a paper receipt instead which can be printed at home if desired by them after the order is placed and confirmed via email/SMS notifications sent to their registered contact details within OFIS system database records upon completion or delay.</w:t>
         <w:br/>
         <w:br/>
         <w:t>**Implementation Steps:**</w:t>
         <w:br/>
-        <w:t>1. Define project scope and objectives clearly to guide the development process.</w:t>
+        <w:t>1. Set up development environment with necessary tools (e.g., Docker, Git).</w:t>
         <w:br/>
-        <w:t>2. Research skincare products market trends using relevant APIs for product information gathering.</w:t>
+        <w:t>2. Initialize a new project repository on GitHub for version control and collaboration purposes.</w:t>
         <w:br/>
-        <w:t>3. Design a user-friendly web interface that collects essential skin type, concern, demographic data from users efficiently.</w:t>
+        <w:t>3. Create frontend components using React to build the user interface of OFIS website/app.</w:t>
         <w:br/>
-        <w:t>4. Develop Python scripts utilizing TensorFlow and React Native to create the AI model's backend logic and frontend UI respectively.</w:t>
+        <w:t>4. Develop backend API endpoints in Node.js utilizing Express framework that handle various functionalities like authentication, menu display, order processing etc., with proper database integration via MySQL for data persistence and retrieval tasks (e.g., Eloquent ORM).</w:t>
         <w:br/>
-        <w:t>5. Set up MySQL database for structured skincare product information storage with proper indexing on key attributes like skin type compatibility and concern relevance.</w:t>
+        <w:t>5. Implement secure payment gateway integrations using Stripe API to facilitate credit/debit card payments or digital wallets within OFIS system framework setup on the backend server side of development process, ensuring compliance with PCI DSS standards for data security and privacy protection measures during transactions handling processes (e.g., tokenization).</w:t>
         <w:br/>
-        <w:t>6. Implement MongoDB user profile collection system that securely stores personalized data points entered by users during the sign-up process or subsequent interactions.</w:t>
+        <w:t>6. Configure a secure web server environment using Apache/Nginx to host both frontend React application files as well as API endpoints developed in Node.js backend services, ensuring proper SSL certificate installation via Let's Encrypt for HTTPS encryption of all data transmissions between user devices and OFIS system servers during online interactions (e.g., NGINX configuration).</w:t>
         <w:br/>
-        <w:t>7. Integrate APIs to fetch real-time market trends, new product releases, customer reviews, and scientific research on skincare ingredients for informed recommendations.</w:t>
-        <w:br/>
-        <w:t>8. Train machine learning models using TensorFlow with user data points from MongoDB as input features while considering skin type compatibility and concern relevance in the training dataset.</w:t>
-        <w:br/>
-        <w:t>9. Deploy trained AI model onto AWS or Azure cloud infrastructure, ensuring scalability to handle varying loads of users accessing the system simultaneously without performance degradation.</w:t>
-        <w:br/>
-        <w:t>10. Test the entire workflow with a diverse group of mock user profiles representing different skin types and concerns for initial validation before public release.</w:t>
-        <w:br/>
-        <w:br/>
-        <w:t>**Benefits:**</w:t>
-        <w:br/>
-        <w:t>- Personalized skincare recommendations improve overall skin health by addressing individual needs effectively, leading to better customer satisfaction.</w:t>
-        <w:br/>
-        <w:t>- Streamlined product discovery process saves users time in researching suitable products without the need for extensive knowledge of dermatology or cosmetic chemistry.</w:t>
-        <w:br/>
-        <w:t>- Accessibility across multiple devices ensures that all demographics can benefit from personalized skincare advice regardless of their preferred device type (web, mobile).</w:t>
-        <w:br/>
-        <w:t>- Continuous learning and updating AI models with new data ensure recommendations remain relevant as market trends evolve over time.</w:t>
-        <w:br/>
-        <w:br/>
-        <w:t>**Future Scope:**</w:t>
-        <w:br/>
-        <w:t>- Future improvement one: Integrate augmented reality features to allow users to visualize product effects on their skin before purchase for a more immersive experience.</w:t>
-        <w:br/>
-        <w:t>- Future improvement two: Expand the system's capabilities by incorporating environmental factors like climate and pollution levels in recommendations, providing holistic</w:t>
+        <w:t>7. Integrate real-time communication protocol like Socket.IO to</w:t>
       </w:r>
     </w:p>
     <w:sectPr>

--- a/project_documentation.docx
+++ b/project_documentation.docx
@@ -20,7 +20,7 @@
     </w:p>
     <w:p>
       <w:r>
-        <w:t>Online Food Ordering System</w:t>
+        <w:t>Book Recomendation System using Machine Learning</w:t>
       </w:r>
     </w:p>
     <w:p>
@@ -33,98 +33,95 @@
     </w:p>
     <w:p>
       <w:r>
-        <w:t>Project Title: Online Food Ordering System</w:t>
+        <w:t>Project Title: Book Recomendation System using Machine Learning</w:t>
         <w:br/>
         <w:br/>
-        <w:t>**Project Overview:**</w:t>
-        <w:br/>
-        <w:t>The Online Food Ordering System (OFIS) facilitates customers to place orders for meals from various restaurants via a web-based platform, aiming at simplifying the ordering process and enhancing user experience. It integrates with restaurant management systems to streamline order processing while providing real-time updates on food availability and delivery statuses.</w:t>
+        <w:t>Project Overview: This project aims to create an intelligent book recommendation system that leverages machine learning techniques to analyze user reading habits and preferences. The goal is to provide personalized book suggestions, enhancing the overall reading experience for users by connecting them with books they are likely to enjoy based on their past behavior and stated interests.</w:t>
         <w:br/>
         <w:br/>
-        <w:t>**Objective:**</w:t>
-        <w:br/>
-        <w:t>To create an intuitive online system that allows customers to easily browse menus, place orders in a secure environment, track their meal's preparation progress, and receive timely notifications about order readiness or delays. The goal is to improve customer satisfaction through convenience and transparency of the ordering process.</w:t>
+        <w:t>Objective: To develop a soph0-machine learning driven Book Recomendation System that accurately predicts user preferences in order to provide personalized book recommendations, thereby enhancing the reading experience for users by connecting them with books they are likely to enjoy based on their past behavior and stated interests.</w:t>
         <w:br/>
         <w:br/>
-        <w:t>**Domain:**</w:t>
-        <w:br/>
-        <w:t>The OFIS project belongs within E-commerce Platform Development with an emphasis on Food Delivery Services. It seeks to bridge online food enthusiasts with local restaurants, providing a seamless digital dining experience.</w:t>
+        <w:t>Domain: Reading and Literature Analysis using Machine Learning techniques</w:t>
         <w:br/>
         <w:br/>
-        <w:t>**Software Requirements:**</w:t>
+        <w:t>Software Requirements:</w:t>
+        <w:br/>
+        <w:t>- Mobile app development framework (e.g., React Native)</w:t>
+        <w:br/>
+        <w:t>- Natural Language Processing library (e.g., NLTK or SpaCy) for text analysis</w:t>
+        <w:br/>
+        <w:t>- Machine Learning Framework (e.g., TensorFlow, PyTorch) to build recommendation models</w:t>
+        <w:br/>
+        <w:t>- Database system (SQLite/PostgreSQL) for storing user data and book information</w:t>
         <w:br/>
         <w:br/>
-        <w:t>* Secure web server environment (e.g., Apache or Nginx) running PHP 7.4+ for backend development</w:t>
+        <w:t>Hardware Requirements:</w:t>
         <w:br/>
-        <w:t>* MySQL database management system to store user data and order history</w:t>
+        <w:t>Personal computers with sufficient processing power and memory</w:t>
         <w:br/>
-        <w:t>* JavaScript/Node.js runtime with Express framework for the frontend API handling dynamic content delivery</w:t>
-        <w:br/>
-        <w:t>* Real-time communication protocols like WebSockets for live updates on food statuses (e.g., Socket.IO)</w:t>
+        <w:t>Access to a cloud computing service provider like AWS or Google Cloud Platform</w:t>
         <w:br/>
         <w:br/>
-        <w:t>**Hardware Requirements:**</w:t>
+        <w:t>Workflow:</w:t>
+        <w:br/>
+        <w:t>1. User registers on the app, providing their reading preferences (genre, author style) through an interactive form.</w:t>
+        <w:br/>
+        <w:t>2. The system collects user data using RESTful APIs for seamless integration with external databases of books and reviews if needed.</w:t>
+        <w:br/>
+        <w:t>3. Natural Language Processing algorithms analyze text from book descriptions to extract relevant features such as genre keywords or sentiment scores.</w:t>
+        <w:br/>
+        <w:t>4. Machine Learning models are trained on the collected dataset, learning patterns in reading preferences associated with different user profiles.</w:t>
+        <w:br/>
+        <w:t>5. The system identifies a subset of books that match each profile's identified interests and preferred genres using collaborative filtering techniques.</w:t>
+        <w:br/>
+        <w:t>6. User feedback is incorporated into their preference model to refine future recommendations based on actual choices made by the users (e.g., likes/dislikes).</w:t>
+        <w:br/>
+        <w:t>7. The system presents a personalized list of book suggestions, prioritizing those with higher relevance scores and positive user reviews if available.</w:t>
+        <w:br/>
+        <w:t>8. Users can filter their options further within specific genres or authors they prefer using advanced search features in the app interface.</w:t>
+        <w:br/>
+        <w:t>9. Real-time updates to recommendations are made as new books become available on the marketplace database, ensuring fresh content for users regularly.</w:t>
+        <w:br/>
+        <w:t>10. The system logs user interactions with recommended titles (e.g., clicks, purchases) and continuously learns from this data to improve future recommendation accuracy over time.</w:t>
         <w:br/>
         <w:br/>
-        <w:t>* Restaurant's kitchen equipment and staff to prepare orders as per the system requests</w:t>
+        <w:t>System Architecture:</w:t>
         <w:br/>
-        <w:t>* Delivery vehicles or third-party courier services with GPS tracking capabilities, if applicable for delivery options</w:t>
+        <w:t>The Book Recomendation System will be built using a microservices architecture on top of Kubernetes for scalability and resilience in handling user requests efficiently across different components such as the front-end, back-end services (user management, data processing), machine learning model serving, and database interactions. The system's core recommendation engine is hosted within Docker containers to ensure consistent performance regardless of deployment environment or scale changes.</w:t>
         <w:br/>
         <w:br/>
-        <w:t>**Workflow:**</w:t>
+        <w:t>Input:</w:t>
+        <w:br/>
+        <w:t>User reading preferences including genre, author style, past book ratings/reviews provided during registration</w:t>
         <w:br/>
         <w:br/>
-        <w:t>1. Users visit OFIS website/app on their preferred device.</w:t>
+        <w:t>Output:</w:t>
         <w:br/>
-        <w:t>2. They select a restaurant from available listings and browse through menus.</w:t>
-        <w:br/>
-        <w:t>3. Customers add desired items to the cart by clicking 'Add' next to each item.</w:t>
-        <w:br/>
-        <w:t>4. The user proceeds to checkout, filling in delivery details if necessary.</w:t>
-        <w:br/>
-        <w:t>5. Payment information is securely submitted using credit/debit cards or digital wallets (e.g., Stripe).</w:t>
-        <w:br/>
-        <w:t>6. Order confirmation and receipt are sent via email with a summary of the order placed.</w:t>
-        <w:br/>
-        <w:t>7. The system updates restaurant staff about pending orders in their queue, if applicable for delivery services.</w:t>
-        <w:br/>
-        <w:t>8. Restaurant prepares meals based on confirmed online orders or real-time kitchen notifications (if integrated).</w:t>
-        <w:br/>
-        <w:t>9. Delivery personnel dispatched to collect and deliver food directly from the restaurant's premises when necessary.</w:t>
-        <w:br/>
-        <w:t>10. Customer receives notification upon order completion, either through email/SMS alert for delivery status updates if applicable.</w:t>
+        <w:t>Personalized list of recommended books with details such as title, author, summary, and user-specific relevance scores based on the recommendation engine's analysis</w:t>
         <w:br/>
         <w:br/>
-        <w:t>**System Architecture:**</w:t>
+        <w:t>Implementation Steps:</w:t>
         <w:br/>
-        <w:t>The OFIS employs a microservices architecture where different functionalities such as user authentication, menu display, payment processing, and inventory management are handled by separate services that communicate over APIs to ensure scalability and maintainability of the system components. The frontend is built using React for dynamic content rendering while backend operations run on Node.js with Express framework handling API requests from users' browsers or mobile apps.</w:t>
+        <w:t>1. Define project scope and objectives clearly to guide development efforts towards creating a personalized book recommender system using machine learning techniques for reading habits prediction.</w:t>
         <w:br/>
+        <w:t>2. Set up frontend framework (e.g., React Native) with user registration form, including fields for genre preference, author style preferences, past ratings/reviews input options.</w:t>
         <w:br/>
-        <w:t>**Input:**</w:t>
+        <w:t>3. Develop backend services to handle data collection and processing tasks such as storing new registrations in a database system like PostgreSQL or SQLite.</w:t>
         <w:br/>
-        <w:t>The OFIS accepts user input through a web form where customers can select their desired restaurant, browse menus and items to add into the cart, provide delivery details if necessary (e.g., address), choose payment method(s), and submit order confirmation with personal information for receipt generation. The system also integrates third-party APIs like Google Maps or Mapbox for location services when applicable in deliveries.</w:t>
+        <w:t>4. Integrate Natural Language Processing library (e.g., NLTK) for text analysis of book descriptions, extracting relevant features that align with user preferences identified during registration.</w:t>
         <w:br/>
+        <w:t>5. Implement Machine Learning models using TensorFlow/PyTorch to build collaborative filtering algorithms based on the collected dataset and extracted feature sets from step 4. Train these models iteratively as more data becomes available over time.</w:t>
         <w:br/>
-        <w:t>**Output:**</w:t>
+        <w:t>6. Create an interactive UI component within React Native that dynamically displays personalized book recommendations, prioritizing titles with higher relevance scores or positive user reviews if accessible in external databases like Goodreads API integration for additional insights into popular choices among similar users' profiles.</w:t>
         <w:br/>
-        <w:t>Upon successful completion of an online food purchase, the OFIS generates a digital receipt detailing items ordered along with prices and quantities that is sent to the customer's email address via SMTP server integration within their backend infrastructure or through third-party services like SendGrid for efficient delivery. If integrated into physical restaurants offering takeout options without deliveries, customers receive an electronic copy of a paper receipt instead which can be printed at home if desired by them after the order is placed and confirmed via email/SMS notifications sent to their registered contact details within OFIS system database records upon completion or delay.</w:t>
+        <w:t>7. Incorporate real-time updates to the recommendation engine by periodically retraining models on new data and refining personalized suggestions based on continuous feedback from registered users through their interactions with recommended titles (e.g., clicks, purchases).</w:t>
         <w:br/>
+        <w:t>8. Implement advanced search features within the app interface that allow users to further filter book options according to specific genres or authors they prefer beyond initial registration inputs for enhanced customization of recommendations and exploration opportunities across diverse reading materials available in our curated marketplace database.</w:t>
         <w:br/>
-        <w:t>**Implementation Steps:**</w:t>
+        <w:t>9. Deploy frontend services using Docker containers orchestrated by Kubernetes, ensuring seamless user experience regardless of deployment environment while maintaining scalability to handle varying loads during peak usage times or promotional events within the book recommender system ecosystem.</w:t>
         <w:br/>
-        <w:t>1. Set up development environment with necessary tools (e.g., Docker, Git).</w:t>
-        <w:br/>
-        <w:t>2. Initialize a new project repository on GitHub for version control and collaboration purposes.</w:t>
-        <w:br/>
-        <w:t>3. Create frontend components using React to build the user interface of OFIS website/app.</w:t>
-        <w:br/>
-        <w:t>4. Develop backend API endpoints in Node.js utilizing Express framework that handle various functionalities like authentication, menu display, order processing etc., with proper database integration via MySQL for data persistence and retrieval tasks (e.g., Eloquent ORM).</w:t>
-        <w:br/>
-        <w:t>5. Implement secure payment gateway integrations using Stripe API to facilitate credit/debit card payments or digital wallets within OFIS system framework setup on the backend server side of development process, ensuring compliance with PCI DSS standards for data security and privacy protection measures during transactions handling processes (e.g., tokenization).</w:t>
-        <w:br/>
-        <w:t>6. Configure a secure web server environment using Apache/Nginx to host both frontend React application files as well as API endpoints developed in Node.js backend services, ensuring proper SSL certificate installation via Let's Encrypt for HTTPS encryption of all data transmissions between user devices and OFIS system servers during online interactions (e.g., NGINX configuration).</w:t>
-        <w:br/>
-        <w:t>7. Integrate real-time communication protocol like Socket.IO to</w:t>
+        <w:t>10. Establish logging mechanisms for tracking and analyzing users' interactions with recommended titles (e.g., clicks, purchases), enabling continuous learning from</w:t>
       </w:r>
     </w:p>
     <w:sectPr>
